--- a/Practice worksheet.docx
+++ b/Practice worksheet.docx
@@ -11,182 +11,367 @@
       </w:pPr>
       <w:r>
         <w:rPr>
-          <w:rFonts w:ascii="Segoe UI Emoji" w:hAnsi="Segoe UI Emoji" w:cs="Segoe UI Emoji"/>
           <w:b/>
           <w:bCs/>
         </w:rPr>
-        <w:t>🧪</w:t>
-      </w:r>
-      <w:r>
+        <w:t>Problem 1: Count Between</w:t>
+      </w:r>
+    </w:p>
+    <w:p>
+      <w:r>
+        <w:t xml:space="preserve">def </w:t>
+      </w:r>
+      <w:proofErr w:type="spellStart"/>
+      <w:proofErr w:type="gramStart"/>
+      <w:r>
+        <w:t>countBetween</w:t>
+      </w:r>
+      <w:proofErr w:type="spellEnd"/>
+      <w:r>
+        <w:t>(</w:t>
+      </w:r>
+      <w:proofErr w:type="spellStart"/>
+      <w:proofErr w:type="gramEnd"/>
+      <w:r>
+        <w:t>nums</w:t>
+      </w:r>
+      <w:proofErr w:type="spellEnd"/>
+      <w:r>
+        <w:t>, low, high):</w:t>
+      </w:r>
+    </w:p>
+    <w:p>
+      <w:r>
+        <w:t>Return how many numbers are between low and high, inclusive.</w:t>
+      </w:r>
+    </w:p>
+    <w:p>
+      <w:r>
+        <w:t>Example:</w:t>
+      </w:r>
+    </w:p>
+    <w:p>
+      <w:proofErr w:type="spellStart"/>
+      <w:proofErr w:type="gramStart"/>
+      <w:r>
+        <w:t>countBetween</w:t>
+      </w:r>
+      <w:proofErr w:type="spellEnd"/>
+      <w:r>
+        <w:t>(</w:t>
+      </w:r>
+      <w:proofErr w:type="gramEnd"/>
+      <w:r>
+        <w:t>[1, 5, 10, 15, 20], 5, 15)</w:t>
+      </w:r>
+      <w:r>
+        <w:br/>
+        <w:t># 3</w:t>
+      </w:r>
+    </w:p>
+    <w:p>
+      <w:r>
+        <w:pict w14:anchorId="27217935">
+          <v:rect id="_x0000_i1077" style="width:0;height:1.5pt" o:hralign="center" o:hrstd="t" o:hr="t" fillcolor="#a0a0a0" stroked="f"/>
+        </w:pict>
+      </w:r>
+    </w:p>
+    <w:p>
+      <w:pPr>
         <w:rPr>
           <w:b/>
           <w:bCs/>
         </w:rPr>
-        <w:t xml:space="preserve"> LEVEL 1 (Warm-up but important patterns)</w:t>
-      </w:r>
-    </w:p>
-    <w:p>
-      <w:pPr>
+      </w:pPr>
+      <w:r>
         <w:rPr>
           <w:b/>
           <w:bCs/>
         </w:rPr>
-      </w:pPr>
-      <w:r>
+        <w:t>Problem 2: Double Evens</w:t>
+      </w:r>
+    </w:p>
+    <w:p>
+      <w:r>
+        <w:t xml:space="preserve">def </w:t>
+      </w:r>
+      <w:proofErr w:type="spellStart"/>
+      <w:r>
+        <w:t>doubleEvens</w:t>
+      </w:r>
+      <w:proofErr w:type="spellEnd"/>
+      <w:r>
+        <w:t>(</w:t>
+      </w:r>
+      <w:proofErr w:type="spellStart"/>
+      <w:r>
+        <w:t>nums</w:t>
+      </w:r>
+      <w:proofErr w:type="spellEnd"/>
+      <w:r>
+        <w:t>):</w:t>
+      </w:r>
+    </w:p>
+    <w:p>
+      <w:proofErr w:type="gramStart"/>
+      <w:r>
+        <w:t>Return</w:t>
+      </w:r>
+      <w:proofErr w:type="gramEnd"/>
+      <w:r>
+        <w:t xml:space="preserve"> a new list where only even numbers are doubled.</w:t>
+      </w:r>
+    </w:p>
+    <w:p>
+      <w:r>
+        <w:t>Example:</w:t>
+      </w:r>
+    </w:p>
+    <w:p>
+      <w:proofErr w:type="spellStart"/>
+      <w:proofErr w:type="gramStart"/>
+      <w:r>
+        <w:t>doubleEvens</w:t>
+      </w:r>
+      <w:proofErr w:type="spellEnd"/>
+      <w:r>
+        <w:t>(</w:t>
+      </w:r>
+      <w:proofErr w:type="gramEnd"/>
+      <w:r>
+        <w:t>[1, 2, 3, 4])</w:t>
+      </w:r>
+      <w:r>
+        <w:br/>
+        <w:t># [1, 4, 3, 8]</w:t>
+      </w:r>
+    </w:p>
+    <w:p>
+      <w:r>
+        <w:pict w14:anchorId="4A33AF29">
+          <v:rect id="_x0000_i1078" style="width:0;height:1.5pt" o:hralign="center" o:hrstd="t" o:hr="t" fillcolor="#a0a0a0" stroked="f"/>
+        </w:pict>
+      </w:r>
+    </w:p>
+    <w:p>
+      <w:pPr>
         <w:rPr>
           <w:b/>
           <w:bCs/>
         </w:rPr>
-        <w:t>1. Count Greater Than</w:t>
-      </w:r>
-    </w:p>
-    <w:p>
-      <w:r>
-        <w:t xml:space="preserve">def </w:t>
-      </w:r>
-      <w:proofErr w:type="spellStart"/>
-      <w:proofErr w:type="gramStart"/>
-      <w:r>
-        <w:t>countGreater</w:t>
-      </w:r>
-      <w:proofErr w:type="spellEnd"/>
-      <w:r>
-        <w:t>(</w:t>
-      </w:r>
-      <w:proofErr w:type="spellStart"/>
-      <w:proofErr w:type="gramEnd"/>
-      <w:r>
-        <w:t>nums</w:t>
-      </w:r>
-      <w:proofErr w:type="spellEnd"/>
-      <w:r>
-        <w:t>, k):</w:t>
-      </w:r>
-    </w:p>
-    <w:p>
-      <w:r>
-        <w:rPr>
-          <w:rFonts w:ascii="Segoe UI Emoji" w:hAnsi="Segoe UI Emoji" w:cs="Segoe UI Emoji"/>
-        </w:rPr>
-        <w:t>👉</w:t>
-      </w:r>
-      <w:r>
-        <w:t xml:space="preserve"> Return how many numbers are </w:t>
-      </w:r>
+      </w:pPr>
       <w:r>
         <w:rPr>
           <w:b/>
           <w:bCs/>
         </w:rPr>
-        <w:t>greater than k</w:t>
-      </w:r>
-    </w:p>
-    <w:p>
-      <w:r>
+        <w:t>Problem 3: Count Words</w:t>
+      </w:r>
+    </w:p>
+    <w:p>
+      <w:r>
+        <w:t xml:space="preserve">def </w:t>
+      </w:r>
+      <w:proofErr w:type="spellStart"/>
+      <w:r>
+        <w:t>countWords</w:t>
+      </w:r>
+      <w:proofErr w:type="spellEnd"/>
+      <w:r>
+        <w:t>(sentence):</w:t>
+      </w:r>
+    </w:p>
+    <w:p>
+      <w:proofErr w:type="gramStart"/>
+      <w:r>
+        <w:t>Return</w:t>
+      </w:r>
+      <w:proofErr w:type="gramEnd"/>
+      <w:r>
+        <w:t xml:space="preserve"> a dictionary counting each word.</w:t>
+      </w:r>
+    </w:p>
+    <w:p>
+      <w:r>
+        <w:t>Example:</w:t>
+      </w:r>
+    </w:p>
+    <w:p>
+      <w:proofErr w:type="spellStart"/>
+      <w:proofErr w:type="gramStart"/>
+      <w:r>
+        <w:t>countWords</w:t>
+      </w:r>
+      <w:proofErr w:type="spellEnd"/>
+      <w:r>
+        <w:t>(</w:t>
+      </w:r>
+      <w:proofErr w:type="gramEnd"/>
+      <w:r>
+        <w:t>"cat dog cat")</w:t>
+      </w:r>
+      <w:r>
+        <w:br/>
+        <w:t># {"cat": 2, "dog": 1}</w:t>
+      </w:r>
+    </w:p>
+    <w:p>
+      <w:r>
+        <w:pict w14:anchorId="3BD3879E">
+          <v:rect id="_x0000_i1079" style="width:0;height:1.5pt" o:hralign="center" o:hrstd="t" o:hr="t" fillcolor="#a0a0a0" stroked="f"/>
+        </w:pict>
+      </w:r>
+    </w:p>
+    <w:p>
+      <w:pPr>
         <w:rPr>
           <w:b/>
           <w:bCs/>
         </w:rPr>
-        <w:t>Example:</w:t>
-      </w:r>
-    </w:p>
-    <w:p>
-      <w:r>
-        <w:t xml:space="preserve">Input: </w:t>
-      </w:r>
-      <w:proofErr w:type="spellStart"/>
-      <w:r>
-        <w:t>nums</w:t>
-      </w:r>
-      <w:proofErr w:type="spellEnd"/>
-      <w:r>
-        <w:t xml:space="preserve"> = [1,5,7,2,9], k = 5</w:t>
-      </w:r>
-      <w:r>
-        <w:br/>
-        <w:t xml:space="preserve">Output: </w:t>
-      </w:r>
-      <w:proofErr w:type="gramStart"/>
-      <w:r>
-        <w:t>2   # (</w:t>
-      </w:r>
-      <w:proofErr w:type="gramEnd"/>
-      <w:r>
-        <w:t>7, 9)</w:t>
-      </w:r>
-    </w:p>
-    <w:p>
-      <w:r>
-        <w:pict w14:anchorId="5823D2CD">
-          <v:rect id="_x0000_i1091" style="width:0;height:1.5pt" o:hralign="center" o:hrstd="t" o:hr="t" fillcolor="#a0a0a0" stroked="f"/>
-        </w:pict>
-      </w:r>
-    </w:p>
-    <w:p>
-      <w:pPr>
+      </w:pPr>
+      <w:r>
         <w:rPr>
           <w:b/>
           <w:bCs/>
         </w:rPr>
-      </w:pPr>
-      <w:r>
+        <w:t>Problem 4: Last Unique Character</w:t>
+      </w:r>
+    </w:p>
+    <w:p>
+      <w:r>
+        <w:t xml:space="preserve">def </w:t>
+      </w:r>
+      <w:proofErr w:type="spellStart"/>
+      <w:r>
+        <w:t>lastUnique</w:t>
+      </w:r>
+      <w:proofErr w:type="spellEnd"/>
+      <w:r>
+        <w:t>(s):</w:t>
+      </w:r>
+    </w:p>
+    <w:p>
+      <w:r>
+        <w:t>Return the last character that appears only once.</w:t>
+      </w:r>
+    </w:p>
+    <w:p>
+      <w:r>
+        <w:t>Example:</w:t>
+      </w:r>
+    </w:p>
+    <w:p>
+      <w:proofErr w:type="spellStart"/>
+      <w:r>
+        <w:t>lastUnique</w:t>
+      </w:r>
+      <w:proofErr w:type="spellEnd"/>
+      <w:r>
+        <w:t>("</w:t>
+      </w:r>
+      <w:proofErr w:type="spellStart"/>
+      <w:r>
+        <w:t>aabbcde</w:t>
+      </w:r>
+      <w:proofErr w:type="spellEnd"/>
+      <w:r>
+        <w:t>")</w:t>
+      </w:r>
+      <w:r>
+        <w:br/>
+        <w:t># "e"</w:t>
+      </w:r>
+    </w:p>
+    <w:p>
+      <w:r>
+        <w:lastRenderedPageBreak/>
+        <w:pict w14:anchorId="3D069C6E">
+          <v:rect id="_x0000_i1080" style="width:0;height:1.5pt" o:hralign="center" o:hrstd="t" o:hr="t" fillcolor="#a0a0a0" stroked="f"/>
+        </w:pict>
+      </w:r>
+    </w:p>
+    <w:p>
+      <w:pPr>
         <w:rPr>
           <w:b/>
           <w:bCs/>
         </w:rPr>
-        <w:t>2. Reverse String (manual)</w:t>
-      </w:r>
-    </w:p>
-    <w:p>
-      <w:r>
-        <w:t xml:space="preserve">def </w:t>
-      </w:r>
-      <w:proofErr w:type="spellStart"/>
-      <w:r>
-        <w:t>reverseString</w:t>
-      </w:r>
-      <w:proofErr w:type="spellEnd"/>
-      <w:r>
-        <w:t>(s):</w:t>
-      </w:r>
-    </w:p>
-    <w:p>
-      <w:r>
-        <w:rPr>
-          <w:rFonts w:ascii="Segoe UI Emoji" w:hAnsi="Segoe UI Emoji" w:cs="Segoe UI Emoji"/>
-        </w:rPr>
-        <w:t>👉</w:t>
-      </w:r>
-      <w:r>
-        <w:t xml:space="preserve"> Return the string reversed (WITHOUT slicing)</w:t>
-      </w:r>
-    </w:p>
-    <w:p>
+      </w:pPr>
       <w:r>
         <w:rPr>
           <w:b/>
           <w:bCs/>
         </w:rPr>
-        <w:t>Example:</w:t>
-      </w:r>
-    </w:p>
-    <w:p>
-      <w:r>
-        <w:t>"hello" → "</w:t>
+        <w:t>Problem 5: Inventory Tracker</w:t>
+      </w:r>
+    </w:p>
+    <w:p>
+      <w:r>
+        <w:t xml:space="preserve">def </w:t>
       </w:r>
       <w:proofErr w:type="spellStart"/>
       <w:r>
-        <w:t>olleh</w:t>
+        <w:t>inventoryTracker</w:t>
       </w:r>
       <w:proofErr w:type="spellEnd"/>
       <w:r>
+        <w:t>(transactions):</w:t>
+      </w:r>
+    </w:p>
+    <w:p>
+      <w:r>
+        <w:t>Each transaction is:</w:t>
+      </w:r>
+    </w:p>
+    <w:p>
+      <w:r>
         <w:t>"</w:t>
       </w:r>
-    </w:p>
-    <w:p>
-      <w:r>
-        <w:pict w14:anchorId="715AF52F">
-          <v:rect id="_x0000_i1092" style="width:0;height:1.5pt" o:hralign="center" o:hrstd="t" o:hr="t" fillcolor="#a0a0a0" stroked="f"/>
+      <w:proofErr w:type="gramStart"/>
+      <w:r>
+        <w:t>action</w:t>
+      </w:r>
+      <w:proofErr w:type="gramEnd"/>
+      <w:r>
+        <w:t xml:space="preserve"> item quantity"</w:t>
+      </w:r>
+    </w:p>
+    <w:p>
+      <w:r>
+        <w:t>Actions:</w:t>
+      </w:r>
+    </w:p>
+    <w:p>
+      <w:r>
+        <w:t>"add" → increase quantity</w:t>
+      </w:r>
+      <w:r>
+        <w:br/>
+        <w:t>"remove" → decrease quantity</w:t>
+      </w:r>
+    </w:p>
+    <w:p>
+      <w:r>
+        <w:t xml:space="preserve">Return [-1] if quantity is negative or </w:t>
+      </w:r>
+      <w:proofErr w:type="gramStart"/>
+      <w:r>
+        <w:t>removing</w:t>
+      </w:r>
+      <w:proofErr w:type="gramEnd"/>
+      <w:r>
+        <w:t xml:space="preserve"> too much.</w:t>
+      </w:r>
+    </w:p>
+    <w:p>
+      <w:r>
+        <w:t>Return final quantities sorted by item name.</w:t>
+      </w:r>
+    </w:p>
+    <w:p>
+      <w:r>
+        <w:pict w14:anchorId="41ABEE3E">
+          <v:rect id="_x0000_i1081" style="width:0;height:1.5pt" o:hralign="center" o:hrstd="t" o:hr="t" fillcolor="#a0a0a0" stroked="f"/>
         </w:pict>
       </w:r>
     </w:p>
@@ -199,33 +384,10 @@
       </w:pPr>
       <w:r>
         <w:rPr>
-          <w:rFonts w:ascii="Segoe UI Emoji" w:hAnsi="Segoe UI Emoji" w:cs="Segoe UI Emoji"/>
           <w:b/>
           <w:bCs/>
         </w:rPr>
-        <w:t>🧪</w:t>
-      </w:r>
-      <w:r>
-        <w:rPr>
-          <w:b/>
-          <w:bCs/>
-        </w:rPr>
-        <w:t xml:space="preserve"> LEVEL 2 (Logic + Lists)</w:t>
-      </w:r>
-    </w:p>
-    <w:p>
-      <w:pPr>
-        <w:rPr>
-          <w:b/>
-          <w:bCs/>
-        </w:rPr>
-      </w:pPr>
-      <w:r>
-        <w:rPr>
-          <w:b/>
-          <w:bCs/>
-        </w:rPr>
-        <w:t>3. Find All Even Indices</w:t>
+        <w:t>API Problem: Get Verified Users</w:t>
       </w:r>
     </w:p>
     <w:p>
@@ -234,7 +396,7 @@
       </w:r>
       <w:proofErr w:type="spellStart"/>
       <w:r>
-        <w:t>evenIndexValues</w:t>
+        <w:t>getVerifiedUsers</w:t>
       </w:r>
       <w:proofErr w:type="spellEnd"/>
       <w:r>
@@ -242,7 +404,7 @@
       </w:r>
       <w:proofErr w:type="spellStart"/>
       <w:r>
-        <w:t>nums</w:t>
+        <w:t>minFollowers</w:t>
       </w:r>
       <w:proofErr w:type="spellEnd"/>
       <w:r>
@@ -251,854 +413,36 @@
     </w:p>
     <w:p>
       <w:r>
-        <w:rPr>
-          <w:rFonts w:ascii="Segoe UI Emoji" w:hAnsi="Segoe UI Emoji" w:cs="Segoe UI Emoji"/>
-        </w:rPr>
-        <w:t>👉</w:t>
-      </w:r>
-      <w:r>
-        <w:t xml:space="preserve"> Return values at </w:t>
-      </w:r>
-      <w:r>
-        <w:rPr>
-          <w:b/>
-          <w:bCs/>
-        </w:rPr>
-        <w:t>even indices</w:t>
-      </w:r>
-    </w:p>
-    <w:p>
-      <w:r>
-        <w:rPr>
-          <w:b/>
-          <w:bCs/>
-        </w:rPr>
-        <w:t>Example:</w:t>
-      </w:r>
-    </w:p>
-    <w:p>
-      <w:r>
-        <w:t>[10,20,30,40,50] → [10,30,50]</w:t>
-      </w:r>
-    </w:p>
-    <w:p>
-      <w:r>
-        <w:pict w14:anchorId="497D0FCC">
-          <v:rect id="_x0000_i1093" style="width:0;height:1.5pt" o:hralign="center" o:hrstd="t" o:hr="t" fillcolor="#a0a0a0" stroked="f"/>
-        </w:pict>
-      </w:r>
-    </w:p>
-    <w:p>
-      <w:pPr>
-        <w:rPr>
-          <w:b/>
-          <w:bCs/>
-        </w:rPr>
-      </w:pPr>
-      <w:r>
-        <w:rPr>
-          <w:b/>
-          <w:bCs/>
-        </w:rPr>
-        <w:t>4. Remove Duplicates (preserve order)</w:t>
-      </w:r>
-    </w:p>
-    <w:p>
-      <w:r>
-        <w:t xml:space="preserve">def </w:t>
+        <w:t>API:</w:t>
+      </w:r>
+    </w:p>
+    <w:p>
+      <w:r>
+        <w:t>https://jsonmock.hackerrank.com/api/users?page=PAGE</w:t>
+      </w:r>
+    </w:p>
+    <w:p>
+      <w:r>
+        <w:t>Return sorted usernames where:</w:t>
+      </w:r>
+    </w:p>
+    <w:p>
+      <w:r>
+        <w:t xml:space="preserve">followers &gt;= </w:t>
       </w:r>
       <w:proofErr w:type="spellStart"/>
       <w:r>
-        <w:t>removeDuplicates</w:t>
+        <w:t>minFollowers</w:t>
       </w:r>
       <w:proofErr w:type="spellEnd"/>
       <w:r>
-        <w:t>(</w:t>
-      </w:r>
-      <w:proofErr w:type="spellStart"/>
-      <w:r>
-        <w:t>nums</w:t>
-      </w:r>
-      <w:proofErr w:type="spellEnd"/>
-      <w:r>
-        <w:t>):</w:t>
-      </w:r>
-    </w:p>
-    <w:p>
-      <w:r>
-        <w:rPr>
-          <w:rFonts w:ascii="Segoe UI Emoji" w:hAnsi="Segoe UI Emoji" w:cs="Segoe UI Emoji"/>
-        </w:rPr>
-        <w:t>👉</w:t>
-      </w:r>
-      <w:r>
-        <w:t xml:space="preserve"> Return list with duplicates removed </w:t>
-      </w:r>
-      <w:r>
-        <w:rPr>
-          <w:b/>
-          <w:bCs/>
-        </w:rPr>
-        <w:t>but keep order</w:t>
-      </w:r>
-    </w:p>
-    <w:p>
-      <w:r>
-        <w:rPr>
-          <w:b/>
-          <w:bCs/>
-        </w:rPr>
-        <w:t>Example:</w:t>
-      </w:r>
-    </w:p>
-    <w:p>
-      <w:r>
-        <w:t>[1,2,2,3,1] → [1,2,3]</w:t>
-      </w:r>
-    </w:p>
-    <w:p>
-      <w:r>
-        <w:lastRenderedPageBreak/>
-        <w:pict w14:anchorId="5DD3EB89">
-          <v:rect id="_x0000_i1094" style="width:0;height:1.5pt" o:hralign="center" o:hrstd="t" o:hr="t" fillcolor="#a0a0a0" stroked="f"/>
-        </w:pict>
-      </w:r>
-    </w:p>
-    <w:p>
-      <w:pPr>
-        <w:rPr>
-          <w:b/>
-          <w:bCs/>
-        </w:rPr>
-      </w:pPr>
-      <w:r>
-        <w:rPr>
-          <w:rFonts w:ascii="Segoe UI Emoji" w:hAnsi="Segoe UI Emoji" w:cs="Segoe UI Emoji"/>
-          <w:b/>
-          <w:bCs/>
-        </w:rPr>
-        <w:t>🧪</w:t>
-      </w:r>
-      <w:r>
-        <w:rPr>
-          <w:b/>
-          <w:bCs/>
-        </w:rPr>
-        <w:t xml:space="preserve"> LEVEL 3 (Dictionary thinking)</w:t>
-      </w:r>
-    </w:p>
-    <w:p>
-      <w:pPr>
-        <w:rPr>
-          <w:b/>
-          <w:bCs/>
-        </w:rPr>
-      </w:pPr>
-      <w:r>
-        <w:rPr>
-          <w:b/>
-          <w:bCs/>
-        </w:rPr>
-        <w:t>5. Most Frequent Character</w:t>
-      </w:r>
-    </w:p>
-    <w:p>
-      <w:r>
-        <w:t xml:space="preserve">def </w:t>
-      </w:r>
-      <w:proofErr w:type="spellStart"/>
-      <w:r>
-        <w:t>mostFrequentChar</w:t>
-      </w:r>
-      <w:proofErr w:type="spellEnd"/>
-      <w:r>
-        <w:t>(s):</w:t>
-      </w:r>
-    </w:p>
-    <w:p>
-      <w:r>
-        <w:rPr>
-          <w:rFonts w:ascii="Segoe UI Emoji" w:hAnsi="Segoe UI Emoji" w:cs="Segoe UI Emoji"/>
-        </w:rPr>
-        <w:t>👉</w:t>
-      </w:r>
-      <w:r>
-        <w:t xml:space="preserve"> Return the character that appears most</w:t>
-      </w:r>
-    </w:p>
-    <w:p>
-      <w:r>
-        <w:rPr>
-          <w:b/>
-          <w:bCs/>
-        </w:rPr>
-        <w:t>Example:</w:t>
-      </w:r>
-    </w:p>
-    <w:p>
-      <w:r>
-        <w:t>"banana" → "a"</w:t>
-      </w:r>
-    </w:p>
-    <w:p>
-      <w:r>
-        <w:pict w14:anchorId="25FFCC39">
-          <v:rect id="_x0000_i1095" style="width:0;height:1.5pt" o:hralign="center" o:hrstd="t" o:hr="t" fillcolor="#a0a0a0" stroked="f"/>
-        </w:pict>
-      </w:r>
-    </w:p>
-    <w:p>
-      <w:pPr>
-        <w:rPr>
-          <w:b/>
-          <w:bCs/>
-        </w:rPr>
-      </w:pPr>
-      <w:r>
-        <w:rPr>
-          <w:b/>
-          <w:bCs/>
-        </w:rPr>
-        <w:t>6. Count Letters</w:t>
-      </w:r>
-    </w:p>
-    <w:p>
-      <w:r>
-        <w:t xml:space="preserve">def </w:t>
-      </w:r>
-      <w:proofErr w:type="spellStart"/>
-      <w:r>
-        <w:t>countLetters</w:t>
-      </w:r>
-      <w:proofErr w:type="spellEnd"/>
-      <w:r>
-        <w:t>(s):</w:t>
-      </w:r>
-    </w:p>
-    <w:p>
-      <w:r>
-        <w:rPr>
-          <w:rFonts w:ascii="Segoe UI Emoji" w:hAnsi="Segoe UI Emoji" w:cs="Segoe UI Emoji"/>
-        </w:rPr>
-        <w:t>👉</w:t>
-      </w:r>
-      <w:r>
-        <w:t xml:space="preserve"> </w:t>
-      </w:r>
-      <w:proofErr w:type="gramStart"/>
-      <w:r>
-        <w:t>Return dictionary</w:t>
-      </w:r>
-      <w:proofErr w:type="gramEnd"/>
-      <w:r>
-        <w:t>:</w:t>
-      </w:r>
-    </w:p>
-    <w:p>
-      <w:r>
-        <w:t>"hello" → {'h':1, 'e':1, 'l':2, 'o':1}</w:t>
-      </w:r>
-    </w:p>
-    <w:p>
-      <w:r>
-        <w:pict w14:anchorId="614A7E4C">
-          <v:rect id="_x0000_i1096" style="width:0;height:1.5pt" o:hralign="center" o:hrstd="t" o:hr="t" fillcolor="#a0a0a0" stroked="f"/>
-        </w:pict>
-      </w:r>
-    </w:p>
-    <w:p>
-      <w:pPr>
-        <w:rPr>
-          <w:b/>
-          <w:bCs/>
-        </w:rPr>
-      </w:pPr>
-      <w:r>
-        <w:rPr>
-          <w:rFonts w:ascii="Segoe UI Emoji" w:hAnsi="Segoe UI Emoji" w:cs="Segoe UI Emoji"/>
-          <w:b/>
-          <w:bCs/>
-        </w:rPr>
-        <w:t>🧪</w:t>
-      </w:r>
-      <w:r>
-        <w:rPr>
-          <w:b/>
-          <w:bCs/>
-        </w:rPr>
-        <w:t xml:space="preserve"> LEVEL 4 (Test-style logic)</w:t>
-      </w:r>
-    </w:p>
-    <w:p>
-      <w:pPr>
-        <w:rPr>
-          <w:b/>
-          <w:bCs/>
-        </w:rPr>
-      </w:pPr>
-      <w:r>
-        <w:rPr>
-          <w:b/>
-          <w:bCs/>
-        </w:rPr>
-        <w:t xml:space="preserve">7. First Non-Repeating Character </w:t>
-      </w:r>
-      <w:r>
-        <w:rPr>
-          <w:rFonts w:ascii="Segoe UI Emoji" w:hAnsi="Segoe UI Emoji" w:cs="Segoe UI Emoji"/>
-          <w:b/>
-          <w:bCs/>
-        </w:rPr>
-        <w:t>⭐</w:t>
-      </w:r>
-    </w:p>
-    <w:p>
-      <w:r>
-        <w:t xml:space="preserve">def </w:t>
-      </w:r>
-      <w:proofErr w:type="spellStart"/>
-      <w:proofErr w:type="gramStart"/>
-      <w:r>
-        <w:t>firstUnique</w:t>
-      </w:r>
-      <w:proofErr w:type="spellEnd"/>
-      <w:proofErr w:type="gramEnd"/>
-      <w:r>
-        <w:t>(s):</w:t>
-      </w:r>
-    </w:p>
-    <w:p>
-      <w:r>
-        <w:rPr>
-          <w:rFonts w:ascii="Segoe UI Emoji" w:hAnsi="Segoe UI Emoji" w:cs="Segoe UI Emoji"/>
-        </w:rPr>
-        <w:t>👉</w:t>
-      </w:r>
-      <w:r>
-        <w:t xml:space="preserve"> Return first character that appears once</w:t>
-      </w:r>
-    </w:p>
-    <w:p>
-      <w:r>
-        <w:rPr>
-          <w:b/>
-          <w:bCs/>
-        </w:rPr>
-        <w:t>Example:</w:t>
-      </w:r>
-    </w:p>
-    <w:p>
-      <w:r>
-        <w:t>"</w:t>
-      </w:r>
-      <w:proofErr w:type="spellStart"/>
-      <w:r>
-        <w:t>leetcode</w:t>
-      </w:r>
-      <w:proofErr w:type="spellEnd"/>
-      <w:r>
-        <w:t>" → "l"</w:t>
-      </w:r>
-      <w:r>
         <w:br/>
-        <w:t>"</w:t>
-      </w:r>
-      <w:proofErr w:type="spellStart"/>
-      <w:r>
-        <w:t>aabb</w:t>
-      </w:r>
-      <w:proofErr w:type="spellEnd"/>
-      <w:r>
-        <w:t>" → None</w:t>
-      </w:r>
-    </w:p>
-    <w:p>
-      <w:r>
-        <w:pict w14:anchorId="01DC106A">
-          <v:rect id="_x0000_i1097" style="width:0;height:1.5pt" o:hralign="center" o:hrstd="t" o:hr="t" fillcolor="#a0a0a0" stroked="f"/>
-        </w:pict>
-      </w:r>
-    </w:p>
-    <w:p>
-      <w:pPr>
-        <w:rPr>
-          <w:b/>
-          <w:bCs/>
-        </w:rPr>
-      </w:pPr>
-      <w:r>
-        <w:rPr>
-          <w:b/>
-          <w:bCs/>
-        </w:rPr>
-        <w:t>8. Pair Sum (variation of Two Sum)</w:t>
-      </w:r>
-    </w:p>
-    <w:p>
-      <w:r>
-        <w:t xml:space="preserve">def </w:t>
-      </w:r>
-      <w:proofErr w:type="spellStart"/>
-      <w:proofErr w:type="gramStart"/>
-      <w:r>
-        <w:t>hasPair</w:t>
-      </w:r>
-      <w:proofErr w:type="spellEnd"/>
-      <w:r>
-        <w:t>(</w:t>
-      </w:r>
-      <w:proofErr w:type="spellStart"/>
-      <w:proofErr w:type="gramEnd"/>
-      <w:r>
-        <w:t>nums</w:t>
-      </w:r>
-      <w:proofErr w:type="spellEnd"/>
-      <w:r>
-        <w:t>, target):</w:t>
-      </w:r>
-    </w:p>
-    <w:p>
-      <w:r>
-        <w:rPr>
-          <w:rFonts w:ascii="Segoe UI Emoji" w:hAnsi="Segoe UI Emoji" w:cs="Segoe UI Emoji"/>
-        </w:rPr>
-        <w:t>👉</w:t>
-      </w:r>
-      <w:r>
-        <w:t xml:space="preserve"> Return </w:t>
-      </w:r>
-      <w:r>
-        <w:rPr>
-          <w:b/>
-          <w:bCs/>
-        </w:rPr>
-        <w:t>True/False</w:t>
-      </w:r>
-      <w:r>
-        <w:t xml:space="preserve"> if any two numbers add to target</w:t>
-      </w:r>
-    </w:p>
-    <w:p>
-      <w:r>
-        <w:pict w14:anchorId="726E6E13">
-          <v:rect id="_x0000_i1098" style="width:0;height:1.5pt" o:hralign="center" o:hrstd="t" o:hr="t" fillcolor="#a0a0a0" stroked="f"/>
-        </w:pict>
-      </w:r>
-    </w:p>
-    <w:p>
-      <w:pPr>
-        <w:rPr>
-          <w:b/>
-          <w:bCs/>
-        </w:rPr>
-      </w:pPr>
-      <w:r>
-        <w:rPr>
-          <w:rFonts w:ascii="Segoe UI Emoji" w:hAnsi="Segoe UI Emoji" w:cs="Segoe UI Emoji"/>
-          <w:b/>
-          <w:bCs/>
-        </w:rPr>
-        <w:t>🌐</w:t>
-      </w:r>
-      <w:r>
-        <w:rPr>
-          <w:b/>
-          <w:bCs/>
-        </w:rPr>
-        <w:t xml:space="preserve"> API PROBLEM (NEW STYLE)</w:t>
-      </w:r>
-    </w:p>
-    <w:p>
-      <w:pPr>
-        <w:rPr>
-          <w:b/>
-          <w:bCs/>
-        </w:rPr>
-      </w:pPr>
-      <w:r>
-        <w:rPr>
-          <w:b/>
-          <w:bCs/>
-        </w:rPr>
-        <w:lastRenderedPageBreak/>
-        <w:t>9. Get Cheap Products</w:t>
-      </w:r>
-    </w:p>
-    <w:p>
-      <w:r>
-        <w:t>API:</w:t>
-      </w:r>
-    </w:p>
-    <w:p>
-      <w:r>
-        <w:t>https://jsonmock.hackerrank.com/api/products?page=PAGE</w:t>
-      </w:r>
-    </w:p>
-    <w:p>
-      <w:pPr>
-        <w:rPr>
-          <w:b/>
-          <w:bCs/>
-        </w:rPr>
-      </w:pPr>
-      <w:r>
-        <w:rPr>
-          <w:b/>
-          <w:bCs/>
-        </w:rPr>
-        <w:t>Task:</w:t>
-      </w:r>
-    </w:p>
-    <w:p>
-      <w:r>
-        <w:t xml:space="preserve">def </w:t>
-      </w:r>
-      <w:proofErr w:type="spellStart"/>
-      <w:r>
-        <w:t>getCheapProducts</w:t>
-      </w:r>
-      <w:proofErr w:type="spellEnd"/>
-      <w:r>
-        <w:t>(</w:t>
-      </w:r>
-      <w:proofErr w:type="spellStart"/>
-      <w:r>
-        <w:t>maxPrice</w:t>
-      </w:r>
-      <w:proofErr w:type="spellEnd"/>
-      <w:r>
-        <w:t>):</w:t>
-      </w:r>
-    </w:p>
-    <w:p>
-      <w:pPr>
-        <w:rPr>
-          <w:b/>
-          <w:bCs/>
-        </w:rPr>
-      </w:pPr>
-      <w:r>
-        <w:rPr>
-          <w:b/>
-          <w:bCs/>
-        </w:rPr>
-        <w:t>Requirements:</w:t>
-      </w:r>
-    </w:p>
-    <w:p>
-      <w:pPr>
-        <w:numPr>
-          <w:ilvl w:val="0"/>
-          <w:numId w:val="1"/>
-        </w:numPr>
-      </w:pPr>
-      <w:r>
-        <w:t xml:space="preserve">price &lt;= </w:t>
-      </w:r>
-      <w:proofErr w:type="spellStart"/>
-      <w:r>
-        <w:t>maxPrice</w:t>
-      </w:r>
-      <w:proofErr w:type="spellEnd"/>
-      <w:r>
-        <w:t xml:space="preserve"> </w:t>
-      </w:r>
-    </w:p>
-    <w:p>
-      <w:pPr>
-        <w:numPr>
-          <w:ilvl w:val="0"/>
-          <w:numId w:val="1"/>
-        </w:numPr>
-      </w:pPr>
-      <w:proofErr w:type="spellStart"/>
-      <w:r>
-        <w:t>inStock</w:t>
-      </w:r>
-      <w:proofErr w:type="spellEnd"/>
-      <w:r>
-        <w:t xml:space="preserve"> == True </w:t>
-      </w:r>
-    </w:p>
-    <w:p>
-      <w:pPr>
-        <w:numPr>
-          <w:ilvl w:val="0"/>
-          <w:numId w:val="1"/>
-        </w:numPr>
-      </w:pPr>
-      <w:proofErr w:type="gramStart"/>
-      <w:r>
-        <w:t>return sorted</w:t>
-      </w:r>
-      <w:proofErr w:type="gramEnd"/>
-      <w:r>
-        <w:t xml:space="preserve"> product names </w:t>
-      </w:r>
-    </w:p>
-    <w:p>
-      <w:r>
-        <w:pict w14:anchorId="1181B842">
-          <v:rect id="_x0000_i1099" style="width:0;height:1.5pt" o:hralign="center" o:hrstd="t" o:hr="t" fillcolor="#a0a0a0" stroked="f"/>
-        </w:pict>
-      </w:r>
-    </w:p>
-    <w:p>
-      <w:pPr>
-        <w:rPr>
-          <w:b/>
-          <w:bCs/>
-        </w:rPr>
-      </w:pPr>
-      <w:r>
-        <w:rPr>
-          <w:rFonts w:ascii="Segoe UI Emoji" w:hAnsi="Segoe UI Emoji" w:cs="Segoe UI Emoji"/>
-          <w:b/>
-          <w:bCs/>
-        </w:rPr>
-        <w:t>🔥</w:t>
-      </w:r>
-      <w:r>
-        <w:rPr>
-          <w:b/>
-          <w:bCs/>
-        </w:rPr>
-        <w:t xml:space="preserve"> Strategy</w:t>
-      </w:r>
-    </w:p>
-    <w:p>
-      <w:r>
-        <w:rPr>
-          <w:rFonts w:ascii="Segoe UI Emoji" w:hAnsi="Segoe UI Emoji" w:cs="Segoe UI Emoji"/>
-        </w:rPr>
-        <w:t>👉</w:t>
-      </w:r>
-      <w:r>
-        <w:t xml:space="preserve"> Don’t rush</w:t>
-      </w:r>
-      <w:r>
-        <w:br/>
-      </w:r>
-      <w:r>
-        <w:rPr>
-          <w:rFonts w:ascii="Segoe UI Emoji" w:hAnsi="Segoe UI Emoji" w:cs="Segoe UI Emoji"/>
-        </w:rPr>
-        <w:t>👉</w:t>
-      </w:r>
-      <w:r>
-        <w:t xml:space="preserve"> Do 1–2 at a time</w:t>
-      </w:r>
-      <w:r>
-        <w:br/>
-      </w:r>
-      <w:r>
-        <w:rPr>
-          <w:rFonts w:ascii="Segoe UI Emoji" w:hAnsi="Segoe UI Emoji" w:cs="Segoe UI Emoji"/>
-        </w:rPr>
-        <w:t>👉</w:t>
-      </w:r>
-      <w:r>
-        <w:t xml:space="preserve"> Send your code</w:t>
-      </w:r>
-    </w:p>
-    <w:p>
-      <w:r>
-        <w:t>I’ll:</w:t>
-      </w:r>
-    </w:p>
-    <w:p>
-      <w:pPr>
-        <w:numPr>
-          <w:ilvl w:val="0"/>
-          <w:numId w:val="2"/>
-        </w:numPr>
-      </w:pPr>
-      <w:r>
-        <w:t xml:space="preserve">debug </w:t>
-      </w:r>
-    </w:p>
-    <w:p>
-      <w:pPr>
-        <w:numPr>
-          <w:ilvl w:val="0"/>
-          <w:numId w:val="2"/>
-        </w:numPr>
-      </w:pPr>
-      <w:r>
-        <w:t xml:space="preserve">explain patterns </w:t>
-      </w:r>
-    </w:p>
-    <w:p>
-      <w:pPr>
-        <w:numPr>
-          <w:ilvl w:val="0"/>
-          <w:numId w:val="2"/>
-        </w:numPr>
-      </w:pPr>
-      <w:r>
-        <w:t xml:space="preserve">help you recognize when to use </w:t>
-      </w:r>
-      <w:proofErr w:type="spellStart"/>
-      <w:r>
-        <w:t>dict</w:t>
-      </w:r>
-      <w:proofErr w:type="spellEnd"/>
-      <w:r>
-        <w:t xml:space="preserve"> vs list vs set </w:t>
-      </w:r>
-    </w:p>
-    <w:p>
-      <w:r>
-        <w:pict w14:anchorId="38866F01">
-          <v:rect id="_x0000_i1100" style="width:0;height:1.5pt" o:hralign="center" o:hrstd="t" o:hr="t" fillcolor="#a0a0a0" stroked="f"/>
-        </w:pict>
-      </w:r>
-    </w:p>
-    <w:p>
-      <w:pPr>
-        <w:rPr>
-          <w:b/>
-          <w:bCs/>
-        </w:rPr>
-      </w:pPr>
-      <w:r>
-        <w:rPr>
-          <w:rFonts w:ascii="Segoe UI Emoji" w:hAnsi="Segoe UI Emoji" w:cs="Segoe UI Emoji"/>
-          <w:b/>
-          <w:bCs/>
-        </w:rPr>
-        <w:t>💡</w:t>
-      </w:r>
-      <w:r>
-        <w:rPr>
-          <w:b/>
-          <w:bCs/>
-        </w:rPr>
-        <w:t xml:space="preserve"> Recommended order</w:t>
-      </w:r>
-    </w:p>
-    <w:p>
-      <w:r>
-        <w:t>Start with:</w:t>
-      </w:r>
-    </w:p>
-    <w:p>
-      <w:pPr>
-        <w:numPr>
-          <w:ilvl w:val="0"/>
-          <w:numId w:val="3"/>
-        </w:numPr>
-      </w:pPr>
-      <w:proofErr w:type="spellStart"/>
-      <w:r>
-        <w:t>countGreater</w:t>
-      </w:r>
-      <w:proofErr w:type="spellEnd"/>
-      <w:r>
-        <w:t xml:space="preserve"> </w:t>
-      </w:r>
-    </w:p>
-    <w:p>
-      <w:pPr>
-        <w:numPr>
-          <w:ilvl w:val="0"/>
-          <w:numId w:val="3"/>
-        </w:numPr>
-      </w:pPr>
-      <w:proofErr w:type="spellStart"/>
-      <w:r>
-        <w:t>reverseString</w:t>
-      </w:r>
-      <w:proofErr w:type="spellEnd"/>
-      <w:r>
-        <w:t xml:space="preserve"> </w:t>
-      </w:r>
-    </w:p>
-    <w:p>
-      <w:pPr>
-        <w:numPr>
-          <w:ilvl w:val="0"/>
-          <w:numId w:val="3"/>
-        </w:numPr>
-      </w:pPr>
-      <w:proofErr w:type="spellStart"/>
-      <w:r>
-        <w:t>removeDuplicates</w:t>
-      </w:r>
-      <w:proofErr w:type="spellEnd"/>
-      <w:r>
-        <w:t xml:space="preserve"> </w:t>
-      </w:r>
-      <w:r>
-        <w:rPr>
-          <w:rFonts w:ascii="Segoe UI Emoji" w:hAnsi="Segoe UI Emoji" w:cs="Segoe UI Emoji"/>
-        </w:rPr>
-        <w:t>⭐</w:t>
-      </w:r>
-      <w:r>
-        <w:t xml:space="preserve"> </w:t>
-      </w:r>
-    </w:p>
-    <w:p>
-      <w:pPr>
-        <w:numPr>
-          <w:ilvl w:val="0"/>
-          <w:numId w:val="3"/>
-        </w:numPr>
-      </w:pPr>
-      <w:proofErr w:type="spellStart"/>
-      <w:r>
-        <w:t>mostFrequentChar</w:t>
-      </w:r>
-      <w:proofErr w:type="spellEnd"/>
-      <w:r>
-        <w:t xml:space="preserve"> </w:t>
-      </w:r>
-    </w:p>
-    <w:p>
-      <w:r>
-        <w:pict w14:anchorId="185D4797">
-          <v:rect id="_x0000_i1101" style="width:0;height:1.5pt" o:hralign="center" o:hrstd="t" o:hr="t" fillcolor="#a0a0a0" stroked="f"/>
-        </w:pict>
-      </w:r>
-    </w:p>
-    <w:p>
-      <w:pPr>
-        <w:rPr>
-          <w:b/>
-          <w:bCs/>
-        </w:rPr>
-      </w:pPr>
-      <w:r>
-        <w:rPr>
-          <w:rFonts w:ascii="Segoe UI Emoji" w:hAnsi="Segoe UI Emoji" w:cs="Segoe UI Emoji"/>
-          <w:b/>
-          <w:bCs/>
-        </w:rPr>
-        <w:lastRenderedPageBreak/>
-        <w:t>🚀</w:t>
-      </w:r>
-      <w:r>
-        <w:rPr>
-          <w:b/>
-          <w:bCs/>
-        </w:rPr>
-        <w:t xml:space="preserve"> Your move</w:t>
-      </w:r>
-    </w:p>
-    <w:p>
-      <w:r>
-        <w:t>Say:</w:t>
-      </w:r>
-    </w:p>
-    <w:p>
-      <w:r>
-        <w:t>“Problem 1”</w:t>
-      </w:r>
-    </w:p>
-    <w:p>
-      <w:r>
-        <w:t xml:space="preserve">and send your code — we’ll build this up step-by-step </w:t>
+        <w:t>verified == True</w:t>
+      </w:r>
+    </w:p>
+    <w:p>
+      <w:r>
+        <w:t>Start with Problem 1 and send your code.</w:t>
       </w:r>
     </w:p>
     <w:p/>
